--- a/FreshMart_ProjectStructure.docx
+++ b/FreshMart_ProjectStructure.docx
@@ -1352,7 +1352,7 @@
               <w:rPr>
                 <w:sz w:val="20"/>
               </w:rPr>
-              <w:t>Containers</w:t>
+              <w:t>Message Broker</w:t>
             </w:r>
           </w:p>
         </w:tc>
@@ -1366,7 +1366,7 @@
               <w:rPr>
                 <w:sz w:val="20"/>
               </w:rPr>
-              <w:t>Docker Compose</w:t>
+              <w:t>RabbitMQ + MassTransit</w:t>
             </w:r>
           </w:p>
         </w:tc>
@@ -1380,7 +1380,7 @@
               <w:rPr>
                 <w:sz w:val="20"/>
               </w:rPr>
-              <w:t>v3</w:t>
+              <w:t>8.3.6</w:t>
             </w:r>
           </w:p>
         </w:tc>
@@ -1388,6 +1388,64 @@
           <w:tcPr>
             <w:tcW w:type="dxa" w:w="4320"/>
             <w:shd w:val="clear" w:color="auto" w:fill="FFFFFF"/>
+          </w:tcPr>
+          <w:p>
+            <w:r>
+              <w:rPr>
+                <w:sz w:val="20"/>
+              </w:rPr>
+              <w:t>Async events: OrderPlaced, PaymentCompleted, OrderStatusChanged</w:t>
+            </w:r>
+          </w:p>
+        </w:tc>
+      </w:tr>
+      <w:tr>
+        <w:tc>
+          <w:tcPr>
+            <w:tcW w:type="dxa" w:w="2016"/>
+            <w:shd w:val="clear" w:color="auto" w:fill="F1F8E9"/>
+          </w:tcPr>
+          <w:p>
+            <w:r>
+              <w:rPr>
+                <w:sz w:val="20"/>
+              </w:rPr>
+              <w:t>Containers</w:t>
+            </w:r>
+          </w:p>
+        </w:tc>
+        <w:tc>
+          <w:tcPr>
+            <w:tcW w:type="dxa" w:w="1872"/>
+            <w:shd w:val="clear" w:color="auto" w:fill="F1F8E9"/>
+          </w:tcPr>
+          <w:p>
+            <w:r>
+              <w:rPr>
+                <w:sz w:val="20"/>
+              </w:rPr>
+              <w:t>Docker Compose</w:t>
+            </w:r>
+          </w:p>
+        </w:tc>
+        <w:tc>
+          <w:tcPr>
+            <w:tcW w:type="dxa" w:w="1152"/>
+            <w:shd w:val="clear" w:color="auto" w:fill="F1F8E9"/>
+          </w:tcPr>
+          <w:p>
+            <w:r>
+              <w:rPr>
+                <w:sz w:val="20"/>
+              </w:rPr>
+              <w:t>v3</w:t>
+            </w:r>
+          </w:p>
+        </w:tc>
+        <w:tc>
+          <w:tcPr>
+            <w:tcW w:type="dxa" w:w="4320"/>
+            <w:shd w:val="clear" w:color="auto" w:fill="F1F8E9"/>
           </w:tcPr>
           <w:p>
             <w:r>
@@ -1432,7 +1490,7 @@
       <w:r>
         <w:drawing>
           <wp:inline xmlns:a="http://schemas.openxmlformats.org/drawingml/2006/main" xmlns:pic="http://schemas.openxmlformats.org/drawingml/2006/picture">
-            <wp:extent cx="6217920" cy="4493800"/>
+            <wp:extent cx="6217920" cy="4202819"/>
             <wp:docPr id="1" name="Picture 1"/>
             <wp:cNvGraphicFramePr>
               <a:graphicFrameLocks noChangeAspect="1"/>
@@ -1453,7 +1511,7 @@
                   <pic:spPr>
                     <a:xfrm>
                       <a:off x="0" y="0"/>
-                      <a:ext cx="6217920" cy="4493800"/>
+                      <a:ext cx="6217920" cy="4202819"/>
                     </a:xfrm>
                     <a:prstGeom prst="rect"/>
                   </pic:spPr>
@@ -1908,7 +1966,7 @@
       <w:r>
         <w:drawing>
           <wp:inline xmlns:a="http://schemas.openxmlformats.org/drawingml/2006/main" xmlns:pic="http://schemas.openxmlformats.org/drawingml/2006/picture">
-            <wp:extent cx="6217920" cy="4966717"/>
+            <wp:extent cx="6217920" cy="4507084"/>
             <wp:docPr id="2" name="Picture 2"/>
             <wp:cNvGraphicFramePr>
               <a:graphicFrameLocks noChangeAspect="1"/>
@@ -1929,7 +1987,7 @@
                   <pic:spPr>
                     <a:xfrm>
                       <a:off x="0" y="0"/>
-                      <a:ext cx="6217920" cy="4966717"/>
+                      <a:ext cx="6217920" cy="4507084"/>
                     </a:xfrm>
                     <a:prstGeom prst="rect"/>
                   </pic:spPr>
@@ -1985,7 +2043,7 @@
       <w:r>
         <w:drawing>
           <wp:inline xmlns:a="http://schemas.openxmlformats.org/drawingml/2006/main" xmlns:pic="http://schemas.openxmlformats.org/drawingml/2006/picture">
-            <wp:extent cx="6217920" cy="4539694"/>
+            <wp:extent cx="6217920" cy="6996673"/>
             <wp:docPr id="3" name="Picture 3"/>
             <wp:cNvGraphicFramePr>
               <a:graphicFrameLocks noChangeAspect="1"/>
@@ -2006,7 +2064,7 @@
                   <pic:spPr>
                     <a:xfrm>
                       <a:off x="0" y="0"/>
-                      <a:ext cx="6217920" cy="4539694"/>
+                      <a:ext cx="6217920" cy="6996673"/>
                     </a:xfrm>
                     <a:prstGeom prst="rect"/>
                   </pic:spPr>
@@ -4155,7 +4213,7 @@
               <w:rPr>
                 <w:sz w:val="20"/>
               </w:rPr>
-              <w:t>Events.cs (OrderPlacedEvent, OrderStatusChangedEvent, PaymentCompletedEvent), SharedModels.csproj</w:t>
+              <w:t>Events.cs (OrderPlacedEvent, OrderStatusChangedEvent, PaymentCompletedEvent), SharedModels.csproj (MassTransit 8.3.6)</w:t>
             </w:r>
           </w:p>
         </w:tc>
@@ -4218,7 +4276,7 @@
       <w:r>
         <w:drawing>
           <wp:inline xmlns:a="http://schemas.openxmlformats.org/drawingml/2006/main" xmlns:pic="http://schemas.openxmlformats.org/drawingml/2006/picture">
-            <wp:extent cx="4114800" cy="8893743"/>
+            <wp:extent cx="4114800" cy="9229338"/>
             <wp:docPr id="4" name="Picture 4"/>
             <wp:cNvGraphicFramePr>
               <a:graphicFrameLocks noChangeAspect="1"/>
@@ -4239,7 +4297,7 @@
                   <pic:spPr>
                     <a:xfrm>
                       <a:off x="0" y="0"/>
-                      <a:ext cx="4114800" cy="8893743"/>
+                      <a:ext cx="4114800" cy="9229338"/>
                     </a:xfrm>
                     <a:prstGeom prst="rect"/>
                   </pic:spPr>
@@ -4290,7 +4348,7 @@
       <w:r>
         <w:drawing>
           <wp:inline xmlns:a="http://schemas.openxmlformats.org/drawingml/2006/main" xmlns:pic="http://schemas.openxmlformats.org/drawingml/2006/picture">
-            <wp:extent cx="6217920" cy="3610027"/>
+            <wp:extent cx="6217920" cy="3305967"/>
             <wp:docPr id="5" name="Picture 5"/>
             <wp:cNvGraphicFramePr>
               <a:graphicFrameLocks noChangeAspect="1"/>
@@ -4311,7 +4369,7 @@
                   <pic:spPr>
                     <a:xfrm>
                       <a:off x="0" y="0"/>
-                      <a:ext cx="6217920" cy="3610027"/>
+                      <a:ext cx="6217920" cy="3305967"/>
                     </a:xfrm>
                     <a:prstGeom prst="rect"/>
                   </pic:spPr>
@@ -4683,7 +4741,7 @@
               <w:rPr>
                 <w:sz w:val="20"/>
               </w:rPr>
-              <w:t>OrderService -&gt; NotificationService</w:t>
+              <w:t>OrderService -&gt; NotificationService (HTTP + RabbitMQ)</w:t>
             </w:r>
           </w:p>
         </w:tc>
@@ -4697,7 +4755,7 @@
               <w:rPr>
                 <w:sz w:val="20"/>
               </w:rPr>
-              <w:t>POST /orders/{id}/complete-payment -&gt; Cart cleared -&gt; SignalR notification -&gt; Email sent</w:t>
+              <w:t>POST /orders/{id}/complete-payment -&gt; Cart cleared -&gt; OrderPlacedEvent published to RabbitMQ -&gt; ProductService decrements stock -&gt; NotificationService sends push + email</w:t>
             </w:r>
           </w:p>
         </w:tc>
@@ -4727,7 +4785,7 @@
               <w:rPr>
                 <w:sz w:val="20"/>
               </w:rPr>
-              <w:t>OrderService -&gt; NotificationService -&gt; AuthService</w:t>
+              <w:t>OrderService -&gt; RabbitMQ -&gt; NotificationService</w:t>
             </w:r>
           </w:p>
         </w:tc>
@@ -4741,7 +4799,7 @@
               <w:rPr>
                 <w:sz w:val="20"/>
               </w:rPr>
-              <w:t>PATCH /orders/{id}/status -&gt; Status updated -&gt; NotificationService called -&gt; AuthService called for email -&gt; Email sent</w:t>
+              <w:t>PATCH /orders/{id}/status -&gt; Status updated -&gt; OrderStatusChangedEvent published -&gt; NotificationService sends push + email to customer</w:t>
             </w:r>
           </w:p>
         </w:tc>
@@ -4886,7 +4944,7 @@
       <w:r>
         <w:drawing>
           <wp:inline xmlns:a="http://schemas.openxmlformats.org/drawingml/2006/main" xmlns:pic="http://schemas.openxmlformats.org/drawingml/2006/picture">
-            <wp:extent cx="4572000" cy="4694738"/>
+            <wp:extent cx="4572000" cy="5390947"/>
             <wp:docPr id="6" name="Picture 6"/>
             <wp:cNvGraphicFramePr>
               <a:graphicFrameLocks noChangeAspect="1"/>
@@ -4907,7 +4965,7 @@
                   <pic:spPr>
                     <a:xfrm>
                       <a:off x="0" y="0"/>
-                      <a:ext cx="4572000" cy="4694738"/>
+                      <a:ext cx="4572000" cy="5390947"/>
                     </a:xfrm>
                     <a:prstGeom prst="rect"/>
                   </pic:spPr>
@@ -4958,7 +5016,7 @@
       <w:r>
         <w:drawing>
           <wp:inline xmlns:a="http://schemas.openxmlformats.org/drawingml/2006/main" xmlns:pic="http://schemas.openxmlformats.org/drawingml/2006/picture">
-            <wp:extent cx="6217920" cy="4940345"/>
+            <wp:extent cx="6217920" cy="5032125"/>
             <wp:docPr id="7" name="Picture 7"/>
             <wp:cNvGraphicFramePr>
               <a:graphicFrameLocks noChangeAspect="1"/>
@@ -4979,7 +5037,7 @@
                   <pic:spPr>
                     <a:xfrm>
                       <a:off x="0" y="0"/>
-                      <a:ext cx="6217920" cy="4940345"/>
+                      <a:ext cx="6217920" cy="5032125"/>
                     </a:xfrm>
                     <a:prstGeom prst="rect"/>
                   </pic:spPr>
@@ -5035,7 +5093,7 @@
       <w:r>
         <w:drawing>
           <wp:inline xmlns:a="http://schemas.openxmlformats.org/drawingml/2006/main" xmlns:pic="http://schemas.openxmlformats.org/drawingml/2006/picture">
-            <wp:extent cx="6217920" cy="4607558"/>
+            <wp:extent cx="6217920" cy="5106199"/>
             <wp:docPr id="8" name="Picture 8"/>
             <wp:cNvGraphicFramePr>
               <a:graphicFrameLocks noChangeAspect="1"/>
@@ -5056,7 +5114,7 @@
                   <pic:spPr>
                     <a:xfrm>
                       <a:off x="0" y="0"/>
-                      <a:ext cx="6217920" cy="4607558"/>
+                      <a:ext cx="6217920" cy="5106199"/>
                     </a:xfrm>
                     <a:prstGeom prst="rect"/>
                   </pic:spPr>
@@ -5107,7 +5165,7 @@
       <w:r>
         <w:drawing>
           <wp:inline xmlns:a="http://schemas.openxmlformats.org/drawingml/2006/main" xmlns:pic="http://schemas.openxmlformats.org/drawingml/2006/picture">
-            <wp:extent cx="4572000" cy="5580755"/>
+            <wp:extent cx="4572000" cy="5998723"/>
             <wp:docPr id="9" name="Picture 9"/>
             <wp:cNvGraphicFramePr>
               <a:graphicFrameLocks noChangeAspect="1"/>
@@ -5128,7 +5186,7 @@
                   <pic:spPr>
                     <a:xfrm>
                       <a:off x="0" y="0"/>
-                      <a:ext cx="4572000" cy="5580755"/>
+                      <a:ext cx="4572000" cy="5998723"/>
                     </a:xfrm>
                     <a:prstGeom prst="rect"/>
                   </pic:spPr>
@@ -5184,7 +5242,7 @@
       <w:r>
         <w:drawing>
           <wp:inline xmlns:a="http://schemas.openxmlformats.org/drawingml/2006/main" xmlns:pic="http://schemas.openxmlformats.org/drawingml/2006/picture">
-            <wp:extent cx="5943600" cy="3122749"/>
+            <wp:extent cx="5943600" cy="5447784"/>
             <wp:docPr id="10" name="Picture 10"/>
             <wp:cNvGraphicFramePr>
               <a:graphicFrameLocks noChangeAspect="1"/>
@@ -5205,7 +5263,7 @@
                   <pic:spPr>
                     <a:xfrm>
                       <a:off x="0" y="0"/>
-                      <a:ext cx="5943600" cy="3122749"/>
+                      <a:ext cx="5943600" cy="5447784"/>
                     </a:xfrm>
                     <a:prstGeom prst="rect"/>
                   </pic:spPr>
@@ -5256,7 +5314,7 @@
       <w:r>
         <w:drawing>
           <wp:inline xmlns:a="http://schemas.openxmlformats.org/drawingml/2006/main" xmlns:pic="http://schemas.openxmlformats.org/drawingml/2006/picture">
-            <wp:extent cx="5943600" cy="4075371"/>
+            <wp:extent cx="5943600" cy="4724795"/>
             <wp:docPr id="11" name="Picture 11"/>
             <wp:cNvGraphicFramePr>
               <a:graphicFrameLocks noChangeAspect="1"/>
@@ -5277,7 +5335,7 @@
                   <pic:spPr>
                     <a:xfrm>
                       <a:off x="0" y="0"/>
-                      <a:ext cx="5943600" cy="4075371"/>
+                      <a:ext cx="5943600" cy="4724795"/>
                     </a:xfrm>
                     <a:prstGeom prst="rect"/>
                   </pic:spPr>
@@ -5323,7 +5381,18 @@
         <w:rPr>
           <w:sz w:val="22"/>
         </w:rPr>
-        <w:t>All inter-service communication uses synchronous HTTP (typed HttpClient). There is no message broker. Services call each other directly using Docker internal DNS (container names as hostnames).</w:t>
+        <w:t>FreshMart uses two communication patterns: synchronous HTTP (typed HttpClient) for critical real-time calls, and asynchronous RabbitMQ events via MassTransit for decoupled background processing. Services call each other directly using Docker internal DNS (container names as hostnames).</w:t>
+      </w:r>
+    </w:p>
+    <w:p>
+      <w:pPr>
+        <w:pStyle w:val="Heading2"/>
+      </w:pPr>
+      <w:r>
+        <w:rPr>
+          <w:color w:val="1B5E20"/>
+        </w:rPr>
+        <w:t>7.1 Synchronous HTTP Calls</w:t>
       </w:r>
     </w:p>
     <w:tbl>
@@ -5958,7 +6027,358 @@
         <w:rPr>
           <w:color w:val="1B5E20"/>
         </w:rPr>
-        <w:t>7.1 API Gateway Routing Table</w:t>
+        <w:t>7.2 Async RabbitMQ Events (MassTransit)</w:t>
+      </w:r>
+    </w:p>
+    <w:p>
+      <w:r>
+        <w:rPr>
+          <w:sz w:val="22"/>
+        </w:rPr>
+        <w:t>RabbitMQ is used for decoupled async communication. Events are defined in SharedModels/Events.cs and consumed by multiple services. MassTransit retry policy: 1s -&gt; 5s -&gt; 15s before dead-lettering.</w:t>
+      </w:r>
+    </w:p>
+    <w:tbl>
+      <w:tblPr>
+        <w:tblStyle w:val="TableGrid"/>
+        <w:tblW w:type="auto" w:w="0"/>
+        <w:tblLook w:firstColumn="1" w:firstRow="1" w:lastColumn="0" w:lastRow="0" w:noHBand="0" w:noVBand="1" w:val="04A0"/>
+        <w:tblBorders>
+          <w:top w:val="single" w:sz="6" w:space="0" w:color="2E7D32"/>
+          <w:left w:val="single" w:sz="6" w:space="0" w:color="2E7D32"/>
+          <w:bottom w:val="single" w:sz="6" w:space="0" w:color="2E7D32"/>
+          <w:right w:val="single" w:sz="6" w:space="0" w:color="2E7D32"/>
+          <w:insideH w:val="single" w:sz="6" w:space="0" w:color="2E7D32"/>
+          <w:insideV w:val="single" w:sz="6" w:space="0" w:color="2E7D32"/>
+        </w:tblBorders>
+      </w:tblPr>
+      <w:tblGrid>
+        <w:gridCol w:w="2351"/>
+        <w:gridCol w:w="2351"/>
+        <w:gridCol w:w="2351"/>
+        <w:gridCol w:w="2351"/>
+      </w:tblGrid>
+      <w:tr>
+        <w:tc>
+          <w:tcPr>
+            <w:tcW w:type="dxa" w:w="1872"/>
+            <w:shd w:val="clear" w:color="auto" w:fill="1B5E20"/>
+          </w:tcPr>
+          <w:p>
+            <w:pPr>
+              <w:jc w:val="center"/>
+            </w:pPr>
+            <w:r>
+              <w:rPr>
+                <w:b/>
+                <w:color w:val="FFFFFF"/>
+                <w:sz w:val="20"/>
+              </w:rPr>
+              <w:t>Publisher</w:t>
+            </w:r>
+          </w:p>
+        </w:tc>
+        <w:tc>
+          <w:tcPr>
+            <w:tcW w:type="dxa" w:w="2592"/>
+            <w:shd w:val="clear" w:color="auto" w:fill="1B5E20"/>
+          </w:tcPr>
+          <w:p>
+            <w:pPr>
+              <w:jc w:val="center"/>
+            </w:pPr>
+            <w:r>
+              <w:rPr>
+                <w:b/>
+                <w:color w:val="FFFFFF"/>
+                <w:sz w:val="20"/>
+              </w:rPr>
+              <w:t>Event</w:t>
+            </w:r>
+          </w:p>
+        </w:tc>
+        <w:tc>
+          <w:tcPr>
+            <w:tcW w:type="dxa" w:w="2160"/>
+            <w:shd w:val="clear" w:color="auto" w:fill="1B5E20"/>
+          </w:tcPr>
+          <w:p>
+            <w:pPr>
+              <w:jc w:val="center"/>
+            </w:pPr>
+            <w:r>
+              <w:rPr>
+                <w:b/>
+                <w:color w:val="FFFFFF"/>
+                <w:sz w:val="20"/>
+              </w:rPr>
+              <w:t>Consumer(s)</w:t>
+            </w:r>
+          </w:p>
+        </w:tc>
+        <w:tc>
+          <w:tcPr>
+            <w:tcW w:type="dxa" w:w="4176"/>
+            <w:shd w:val="clear" w:color="auto" w:fill="1B5E20"/>
+          </w:tcPr>
+          <w:p>
+            <w:pPr>
+              <w:jc w:val="center"/>
+            </w:pPr>
+            <w:r>
+              <w:rPr>
+                <w:b/>
+                <w:color w:val="FFFFFF"/>
+                <w:sz w:val="20"/>
+              </w:rPr>
+              <w:t>Effect</w:t>
+            </w:r>
+          </w:p>
+        </w:tc>
+      </w:tr>
+      <w:tr>
+        <w:tc>
+          <w:tcPr>
+            <w:tcW w:type="dxa" w:w="1872"/>
+            <w:shd w:val="clear" w:color="auto" w:fill="F1F8E9"/>
+          </w:tcPr>
+          <w:p>
+            <w:r>
+              <w:rPr>
+                <w:sz w:val="20"/>
+              </w:rPr>
+              <w:t>OrderService</w:t>
+            </w:r>
+          </w:p>
+        </w:tc>
+        <w:tc>
+          <w:tcPr>
+            <w:tcW w:type="dxa" w:w="2592"/>
+            <w:shd w:val="clear" w:color="auto" w:fill="F1F8E9"/>
+          </w:tcPr>
+          <w:p>
+            <w:r>
+              <w:rPr>
+                <w:sz w:val="20"/>
+              </w:rPr>
+              <w:t>OrderPlacedEvent</w:t>
+            </w:r>
+          </w:p>
+        </w:tc>
+        <w:tc>
+          <w:tcPr>
+            <w:tcW w:type="dxa" w:w="2160"/>
+            <w:shd w:val="clear" w:color="auto" w:fill="F1F8E9"/>
+          </w:tcPr>
+          <w:p>
+            <w:r>
+              <w:rPr>
+                <w:sz w:val="20"/>
+              </w:rPr>
+              <w:t>ProductService</w:t>
+            </w:r>
+          </w:p>
+        </w:tc>
+        <w:tc>
+          <w:tcPr>
+            <w:tcW w:type="dxa" w:w="4176"/>
+            <w:shd w:val="clear" w:color="auto" w:fill="F1F8E9"/>
+          </w:tcPr>
+          <w:p>
+            <w:r>
+              <w:rPr>
+                <w:sz w:val="20"/>
+              </w:rPr>
+              <w:t>Decrements stock for each ordered item in a DB transaction</w:t>
+            </w:r>
+          </w:p>
+        </w:tc>
+      </w:tr>
+      <w:tr>
+        <w:tc>
+          <w:tcPr>
+            <w:tcW w:type="dxa" w:w="1872"/>
+            <w:shd w:val="clear" w:color="auto" w:fill="FFFFFF"/>
+          </w:tcPr>
+          <w:p>
+            <w:r>
+              <w:rPr>
+                <w:sz w:val="20"/>
+              </w:rPr>
+              <w:t>OrderService</w:t>
+            </w:r>
+          </w:p>
+        </w:tc>
+        <w:tc>
+          <w:tcPr>
+            <w:tcW w:type="dxa" w:w="2592"/>
+            <w:shd w:val="clear" w:color="auto" w:fill="FFFFFF"/>
+          </w:tcPr>
+          <w:p>
+            <w:r>
+              <w:rPr>
+                <w:sz w:val="20"/>
+              </w:rPr>
+              <w:t>OrderPlacedEvent</w:t>
+            </w:r>
+          </w:p>
+        </w:tc>
+        <w:tc>
+          <w:tcPr>
+            <w:tcW w:type="dxa" w:w="2160"/>
+            <w:shd w:val="clear" w:color="auto" w:fill="FFFFFF"/>
+          </w:tcPr>
+          <w:p>
+            <w:r>
+              <w:rPr>
+                <w:sz w:val="20"/>
+              </w:rPr>
+              <w:t>NotificationService</w:t>
+            </w:r>
+          </w:p>
+        </w:tc>
+        <w:tc>
+          <w:tcPr>
+            <w:tcW w:type="dxa" w:w="4176"/>
+            <w:shd w:val="clear" w:color="auto" w:fill="FFFFFF"/>
+          </w:tcPr>
+          <w:p>
+            <w:r>
+              <w:rPr>
+                <w:sz w:val="20"/>
+              </w:rPr>
+              <w:t>Sends confirmation email + in-app push notification to customer</w:t>
+            </w:r>
+          </w:p>
+        </w:tc>
+      </w:tr>
+      <w:tr>
+        <w:tc>
+          <w:tcPr>
+            <w:tcW w:type="dxa" w:w="1872"/>
+            <w:shd w:val="clear" w:color="auto" w:fill="F1F8E9"/>
+          </w:tcPr>
+          <w:p>
+            <w:r>
+              <w:rPr>
+                <w:sz w:val="20"/>
+              </w:rPr>
+              <w:t>OrderService</w:t>
+            </w:r>
+          </w:p>
+        </w:tc>
+        <w:tc>
+          <w:tcPr>
+            <w:tcW w:type="dxa" w:w="2592"/>
+            <w:shd w:val="clear" w:color="auto" w:fill="F1F8E9"/>
+          </w:tcPr>
+          <w:p>
+            <w:r>
+              <w:rPr>
+                <w:sz w:val="20"/>
+              </w:rPr>
+              <w:t>OrderStatusChangedEvent</w:t>
+            </w:r>
+          </w:p>
+        </w:tc>
+        <w:tc>
+          <w:tcPr>
+            <w:tcW w:type="dxa" w:w="2160"/>
+            <w:shd w:val="clear" w:color="auto" w:fill="F1F8E9"/>
+          </w:tcPr>
+          <w:p>
+            <w:r>
+              <w:rPr>
+                <w:sz w:val="20"/>
+              </w:rPr>
+              <w:t>NotificationService</w:t>
+            </w:r>
+          </w:p>
+        </w:tc>
+        <w:tc>
+          <w:tcPr>
+            <w:tcW w:type="dxa" w:w="4176"/>
+            <w:shd w:val="clear" w:color="auto" w:fill="F1F8E9"/>
+          </w:tcPr>
+          <w:p>
+            <w:r>
+              <w:rPr>
+                <w:sz w:val="20"/>
+              </w:rPr>
+              <w:t>Sends status update email + in-app push notification to customer</w:t>
+            </w:r>
+          </w:p>
+        </w:tc>
+      </w:tr>
+      <w:tr>
+        <w:tc>
+          <w:tcPr>
+            <w:tcW w:type="dxa" w:w="1872"/>
+            <w:shd w:val="clear" w:color="auto" w:fill="FFFFFF"/>
+          </w:tcPr>
+          <w:p>
+            <w:r>
+              <w:rPr>
+                <w:sz w:val="20"/>
+              </w:rPr>
+              <w:t>PaymentService</w:t>
+            </w:r>
+          </w:p>
+        </w:tc>
+        <w:tc>
+          <w:tcPr>
+            <w:tcW w:type="dxa" w:w="2592"/>
+            <w:shd w:val="clear" w:color="auto" w:fill="FFFFFF"/>
+          </w:tcPr>
+          <w:p>
+            <w:r>
+              <w:rPr>
+                <w:sz w:val="20"/>
+              </w:rPr>
+              <w:t>PaymentCompletedEvent</w:t>
+            </w:r>
+          </w:p>
+        </w:tc>
+        <w:tc>
+          <w:tcPr>
+            <w:tcW w:type="dxa" w:w="2160"/>
+            <w:shd w:val="clear" w:color="auto" w:fill="FFFFFF"/>
+          </w:tcPr>
+          <w:p>
+            <w:r>
+              <w:rPr>
+                <w:sz w:val="20"/>
+              </w:rPr>
+              <w:t>OrderService</w:t>
+            </w:r>
+          </w:p>
+        </w:tc>
+        <w:tc>
+          <w:tcPr>
+            <w:tcW w:type="dxa" w:w="4176"/>
+            <w:shd w:val="clear" w:color="auto" w:fill="FFFFFF"/>
+          </w:tcPr>
+          <w:p>
+            <w:r>
+              <w:rPr>
+                <w:sz w:val="20"/>
+              </w:rPr>
+              <w:t>Transitions order status from Pending to Processing automatically</w:t>
+            </w:r>
+          </w:p>
+        </w:tc>
+      </w:tr>
+    </w:tbl>
+    <w:p/>
+    <w:p>
+      <w:pPr>
+        <w:pStyle w:val="Heading2"/>
+      </w:pPr>
+      <w:r>
+        <w:rPr>
+          <w:color w:val="1B5E20"/>
+        </w:rPr>
+        <w:t>7.3 API Gateway Routing Table</w:t>
       </w:r>
     </w:p>
     <w:tbl>
@@ -7505,6 +7925,64 @@
                 <w:sz w:val="20"/>
               </w:rPr>
               <w:t>JWT signed with shared secret. Any service verifies without calling AuthService.</w:t>
+            </w:r>
+          </w:p>
+        </w:tc>
+      </w:tr>
+      <w:tr>
+        <w:tc>
+          <w:tcPr>
+            <w:tcW w:type="dxa" w:w="2016"/>
+            <w:shd w:val="clear" w:color="auto" w:fill="FFFFFF"/>
+          </w:tcPr>
+          <w:p>
+            <w:r>
+              <w:rPr>
+                <w:sz w:val="20"/>
+              </w:rPr>
+              <w:t>Event-Driven Messaging</w:t>
+            </w:r>
+          </w:p>
+        </w:tc>
+        <w:tc>
+          <w:tcPr>
+            <w:tcW w:type="dxa" w:w="2016"/>
+            <w:shd w:val="clear" w:color="auto" w:fill="FFFFFF"/>
+          </w:tcPr>
+          <w:p>
+            <w:r>
+              <w:rPr>
+                <w:sz w:val="20"/>
+              </w:rPr>
+              <w:t>OrderService, PaymentService, ProductService, NotificationService</w:t>
+            </w:r>
+          </w:p>
+        </w:tc>
+        <w:tc>
+          <w:tcPr>
+            <w:tcW w:type="dxa" w:w="2880"/>
+            <w:shd w:val="clear" w:color="auto" w:fill="FFFFFF"/>
+          </w:tcPr>
+          <w:p>
+            <w:r>
+              <w:rPr>
+                <w:sz w:val="20"/>
+              </w:rPr>
+              <w:t>SharedModels/Events.cs, Messaging/MassTransitConfig.cs, Consumers/</w:t>
+            </w:r>
+          </w:p>
+        </w:tc>
+        <w:tc>
+          <w:tcPr>
+            <w:tcW w:type="dxa" w:w="3888"/>
+            <w:shd w:val="clear" w:color="auto" w:fill="FFFFFF"/>
+          </w:tcPr>
+          <w:p>
+            <w:r>
+              <w:rPr>
+                <w:sz w:val="20"/>
+              </w:rPr>
+              <w:t>MassTransit + RabbitMQ for async events. Publisher fires and forgets. Consumers retry on failure (1s/5s/15s).</w:t>
             </w:r>
           </w:p>
         </w:tc>
